--- a/4200.1 - BlogPosts/BlogPosts/Blogposts.docx
+++ b/4200.1 - BlogPosts/BlogPosts/Blogposts.docx
@@ -248,16 +248,26 @@
         <w:rPr>
           <w:lang w:val="fr-FR"/>
         </w:rPr>
-        <w:t xml:space="preserve">Après avoir passé plus d’une année à étudier dans le cadre du brevet, je me suis retrouvé à perdre tout ce que j’avais suite à un divorce qui, si l’ont venait </w:t>
-      </w:r>
-      <w:proofErr w:type="spellStart"/>
-      <w:r>
-        <w:rPr>
-          <w:lang w:val="fr-FR"/>
-        </w:rPr>
-        <w:t>a</w:t>
-      </w:r>
-      <w:proofErr w:type="spellEnd"/>
+        <w:t>Après avoir passé plus d’une année à étudier dans le cadre du brevet, je me suis retrouvé à perdre tout ce que j’avais suite à un divorce qui, si l’</w:t>
+      </w:r>
+      <w:r>
+        <w:rPr>
+          <w:lang w:val="fr-FR"/>
+        </w:rPr>
+        <w:t>on</w:t>
+      </w:r>
+      <w:r>
+        <w:rPr>
+          <w:lang w:val="fr-FR"/>
+        </w:rPr>
+        <w:t xml:space="preserve"> venait </w:t>
+      </w:r>
+      <w:r>
+        <w:rPr>
+          <w:lang w:val="fr-FR"/>
+        </w:rPr>
+        <w:t>à</w:t>
+      </w:r>
       <w:r>
         <w:rPr>
           <w:lang w:val="fr-FR"/>
@@ -1125,7 +1135,19 @@
           <w:lang w:val="fr-FR"/>
         </w:rPr>
         <w:lastRenderedPageBreak/>
-        <w:t>Cependant, par ordre de priorité, je pense que le point le plus important a développer dans le cadre de cette formation est l’apprentissage et la gestion de mon empathie</w:t>
+        <w:t xml:space="preserve">Cependant, par ordre de priorité, je pense que le point le plus important </w:t>
+      </w:r>
+      <w:r>
+        <w:rPr>
+          <w:lang w:val="fr-FR"/>
+        </w:rPr>
+        <w:t>à</w:t>
+      </w:r>
+      <w:r>
+        <w:rPr>
+          <w:lang w:val="fr-FR"/>
+        </w:rPr>
+        <w:t xml:space="preserve"> développer dans le cadre de cette formation est l’apprentissage et la gestion de mon empathie</w:t>
       </w:r>
       <w:r>
         <w:rPr>
@@ -1197,7 +1219,7 @@
         <w:rFonts w:asciiTheme="minorHAnsi" w:eastAsiaTheme="minorHAnsi" w:hAnsiTheme="minorHAnsi" w:cstheme="minorBidi"/>
         <w:sz w:val="22"/>
         <w:szCs w:val="22"/>
-        <w:lang w:val="en-CH" w:eastAsia="en-US" w:bidi="ar-SA"/>
+        <w:lang w:eastAsia="en-US" w:bidi="ar-SA"/>
       </w:rPr>
     </w:rPrDefault>
     <w:pPrDefault>

--- a/4200.1 - BlogPosts/BlogPosts/Blogposts.docx
+++ b/4200.1 - BlogPosts/BlogPosts/Blogposts.docx
@@ -4,6 +4,7 @@
   <w:body>
     <w:p>
       <w:pPr>
+        <w:pStyle w:val="Heading2"/>
         <w:rPr>
           <w:lang w:val="fr-FR"/>
         </w:rPr>
@@ -20,25 +21,24 @@
         <w:rPr>
           <w:lang w:val="fr-FR"/>
         </w:rPr>
-        <w:t xml:space="preserve"> 1 : Présentez-vous et exposez vos aspirations professionnelles.</w:t>
-      </w:r>
-    </w:p>
-    <w:p>
-      <w:pPr>
-        <w:rPr>
-          <w:lang w:val="fr-FR"/>
-        </w:rPr>
-      </w:pPr>
-      <w:r>
-        <w:rPr>
-          <w:u w:val="single"/>
+        <w:t xml:space="preserve"> 1 :</w:t>
+      </w:r>
+    </w:p>
+    <w:p>
+      <w:pPr>
+        <w:pStyle w:val="Heading3"/>
+        <w:rPr>
+          <w:lang w:val="fr-FR"/>
+        </w:rPr>
+      </w:pPr>
+      <w:r>
+        <w:rPr>
           <w:lang w:val="fr-FR"/>
         </w:rPr>
         <w:t>Présentation :</w:t>
       </w:r>
       <w:r>
         <w:rPr>
-          <w:u w:val="single"/>
           <w:lang w:val="fr-FR"/>
         </w:rPr>
         <w:t xml:space="preserve"> </w:t>
@@ -169,11 +169,19 @@
           <w:lang w:val="fr-FR"/>
         </w:rPr>
       </w:pPr>
-      <w:r>
-        <w:rPr>
-          <w:lang w:val="fr-FR"/>
-        </w:rPr>
-        <w:t xml:space="preserve">Suite à cette prise de conscience je me suis tourné vers un secteur qui me semblait être idéal : la mécatronique. Mélangeant la technique, les sciences et beaucoup de pratique, ce choix me semblait idéal pour entretenir mon corps ainsi que mon esprit. Pour ces raisons j’ai </w:t>
+      <w:proofErr w:type="gramStart"/>
+      <w:r>
+        <w:rPr>
+          <w:lang w:val="fr-FR"/>
+        </w:rPr>
+        <w:t>Suite à</w:t>
+      </w:r>
+      <w:proofErr w:type="gramEnd"/>
+      <w:r>
+        <w:rPr>
+          <w:lang w:val="fr-FR"/>
+        </w:rPr>
+        <w:t xml:space="preserve"> cette prise de conscience je me suis tourné vers un secteur qui me semblait être idéal : la mécatronique. Mélangeant la technique, les sciences et beaucoup de pratique, ce choix me semblait idéal pour entretenir mon corps ainsi que mon esprit. Pour ces raisons j’ai </w:t>
       </w:r>
       <w:r>
         <w:rPr>
@@ -248,7 +256,21 @@
         <w:rPr>
           <w:lang w:val="fr-FR"/>
         </w:rPr>
-        <w:t>Après avoir passé plus d’une année à étudier dans le cadre du brevet, je me suis retrouvé à perdre tout ce que j’avais suite à un divorce qui, si l’</w:t>
+        <w:t xml:space="preserve">Après avoir passé plus d’une année à étudier dans le cadre du brevet, je me suis retrouvé à perdre tout ce que j’avais </w:t>
+      </w:r>
+      <w:proofErr w:type="gramStart"/>
+      <w:r>
+        <w:rPr>
+          <w:lang w:val="fr-FR"/>
+        </w:rPr>
+        <w:t>suite à un</w:t>
+      </w:r>
+      <w:proofErr w:type="gramEnd"/>
+      <w:r>
+        <w:rPr>
+          <w:lang w:val="fr-FR"/>
+        </w:rPr>
+        <w:t xml:space="preserve"> divorce qui, si l’</w:t>
       </w:r>
       <w:r>
         <w:rPr>
@@ -272,7 +294,21 @@
         <w:rPr>
           <w:lang w:val="fr-FR"/>
         </w:rPr>
-        <w:t xml:space="preserve"> me demander, était totalement injuste. Suite à la perte de mes études pour des raisons financière</w:t>
+        <w:t xml:space="preserve"> me demander, était totalement injuste. </w:t>
+      </w:r>
+      <w:proofErr w:type="gramStart"/>
+      <w:r>
+        <w:rPr>
+          <w:lang w:val="fr-FR"/>
+        </w:rPr>
+        <w:t>Suite à</w:t>
+      </w:r>
+      <w:proofErr w:type="gramEnd"/>
+      <w:r>
+        <w:rPr>
+          <w:lang w:val="fr-FR"/>
+        </w:rPr>
+        <w:t xml:space="preserve"> la perte de mes études pour des raisons financière</w:t>
       </w:r>
       <w:r>
         <w:rPr>
@@ -367,24 +403,24 @@
     </w:p>
     <w:p>
       <w:pPr>
-        <w:tabs>
-          <w:tab w:val="center" w:pos="4513"/>
-        </w:tabs>
-        <w:rPr>
-          <w:u w:val="single"/>
-          <w:lang w:val="fr-FR"/>
-        </w:rPr>
-      </w:pPr>
-      <w:r>
-        <w:rPr>
-          <w:u w:val="single"/>
-          <w:lang w:val="fr-FR"/>
-        </w:rPr>
-        <w:t>Aspirations professionnelles</w:t>
-      </w:r>
-      <w:r>
-        <w:rPr>
-          <w:u w:val="single"/>
+        <w:pStyle w:val="Heading3"/>
+        <w:rPr>
+          <w:lang w:val="fr-FR"/>
+        </w:rPr>
+      </w:pPr>
+      <w:r>
+        <w:rPr>
+          <w:lang w:val="fr-FR"/>
+        </w:rPr>
+        <w:t xml:space="preserve">Aspirations </w:t>
+      </w:r>
+      <w:proofErr w:type="spellStart"/>
+      <w:r>
+        <w:t>professionnelles</w:t>
+      </w:r>
+      <w:proofErr w:type="spellEnd"/>
+      <w:r>
+        <w:rPr>
           <w:lang w:val="fr-FR"/>
         </w:rPr>
         <w:t xml:space="preserve"> :</w:t>
@@ -700,17 +736,17 @@
     </w:p>
     <w:p>
       <w:pPr>
-        <w:rPr>
-          <w:lang w:val="fr-FR"/>
-        </w:rPr>
-      </w:pPr>
-    </w:p>
-    <w:p>
-      <w:pPr>
-        <w:rPr>
-          <w:lang w:val="fr-FR"/>
-        </w:rPr>
-      </w:pPr>
+        <w:pStyle w:val="Heading2"/>
+        <w:rPr>
+          <w:lang w:val="fr-FR"/>
+        </w:rPr>
+      </w:pPr>
+      <w:r>
+        <w:rPr>
+          <w:lang w:val="fr-FR"/>
+        </w:rPr>
+        <w:br w:type="page"/>
+      </w:r>
       <w:proofErr w:type="spellStart"/>
       <w:r>
         <w:rPr>
@@ -724,7 +760,20 @@
         <w:rPr>
           <w:lang w:val="fr-FR"/>
         </w:rPr>
-        <w:t xml:space="preserve"> 2 : Réfléchissez à des expériences de travail et d'apprentissage antérieures – par exemple, à des travaux rendus lors des modules précédents – et expliquez en quoi elles ont un rapport avec vos aspirations professionnelles.</w:t>
+        <w:t xml:space="preserve"> 2 : </w:t>
+      </w:r>
+    </w:p>
+    <w:p>
+      <w:pPr>
+        <w:rPr>
+          <w:lang w:val="fr-FR"/>
+        </w:rPr>
+      </w:pPr>
+      <w:r>
+        <w:rPr>
+          <w:lang w:val="fr-FR"/>
+        </w:rPr>
+        <w:t>Réfléchissez à des expériences de travail et d'apprentissage antérieures – par exemple, à des travaux rendus lors des modules précédents – et expliquez en quoi elles ont un rapport avec vos aspirations professionnelles.</w:t>
       </w:r>
     </w:p>
     <w:p>
@@ -911,16 +960,23 @@
           <w:lang w:val="fr-FR"/>
         </w:rPr>
       </w:pPr>
-    </w:p>
-    <w:p>
-      <w:pPr>
-        <w:rPr>
-          <w:lang w:val="fr-FR"/>
-        </w:rPr>
-      </w:pPr>
-    </w:p>
-    <w:p>
-      <w:pPr>
+      <w:r>
+        <w:rPr>
+          <w:lang w:val="fr-FR"/>
+        </w:rPr>
+        <w:br w:type="page"/>
+      </w:r>
+    </w:p>
+    <w:p>
+      <w:pPr>
+        <w:rPr>
+          <w:lang w:val="fr-FR"/>
+        </w:rPr>
+      </w:pPr>
+    </w:p>
+    <w:p>
+      <w:pPr>
+        <w:pStyle w:val="Heading2"/>
         <w:rPr>
           <w:lang w:val="fr-FR"/>
         </w:rPr>
@@ -937,7 +993,20 @@
         <w:rPr>
           <w:lang w:val="fr-FR"/>
         </w:rPr>
-        <w:t xml:space="preserve"> 3 : Identifiez vos forces et vos faiblesses actuelles, et mettez en évidence les domaines-clés que vous devriez </w:t>
+        <w:t xml:space="preserve"> 3 : </w:t>
+      </w:r>
+    </w:p>
+    <w:p>
+      <w:pPr>
+        <w:rPr>
+          <w:lang w:val="fr-FR"/>
+        </w:rPr>
+      </w:pPr>
+      <w:r>
+        <w:rPr>
+          <w:lang w:val="fr-FR"/>
+        </w:rPr>
+        <w:t xml:space="preserve">Identifiez vos forces et vos faiblesses actuelles, et mettez en évidence les domaines-clés que vous devriez </w:t>
       </w:r>
       <w:r>
         <w:rPr>
@@ -1069,9 +1138,23 @@
           <w:lang w:val="fr-FR"/>
         </w:rPr>
       </w:pPr>
-    </w:p>
-    <w:p>
-      <w:pPr>
+      <w:r>
+        <w:rPr>
+          <w:lang w:val="fr-FR"/>
+        </w:rPr>
+        <w:br w:type="page"/>
+      </w:r>
+    </w:p>
+    <w:p>
+      <w:pPr>
+        <w:rPr>
+          <w:lang w:val="fr-FR"/>
+        </w:rPr>
+      </w:pPr>
+    </w:p>
+    <w:p>
+      <w:pPr>
+        <w:pStyle w:val="Heading2"/>
         <w:rPr>
           <w:lang w:val="fr-FR"/>
         </w:rPr>
@@ -1088,7 +1171,20 @@
         <w:rPr>
           <w:lang w:val="fr-FR"/>
         </w:rPr>
-        <w:t xml:space="preserve"> 4 : Choisissez un domaine à développer (abordé dans le </w:t>
+        <w:t xml:space="preserve"> 4 : </w:t>
+      </w:r>
+    </w:p>
+    <w:p>
+      <w:pPr>
+        <w:rPr>
+          <w:lang w:val="fr-FR"/>
+        </w:rPr>
+      </w:pPr>
+      <w:r>
+        <w:rPr>
+          <w:lang w:val="fr-FR"/>
+        </w:rPr>
+        <w:t xml:space="preserve">Choisissez un domaine à développer (abordé dans le </w:t>
       </w:r>
       <w:proofErr w:type="spellStart"/>
       <w:r>
@@ -1134,7 +1230,6 @@
         <w:rPr>
           <w:lang w:val="fr-FR"/>
         </w:rPr>
-        <w:lastRenderedPageBreak/>
         <w:t xml:space="preserve">Cependant, par ordre de priorité, je pense que le point le plus important </w:t>
       </w:r>
       <w:r>
@@ -1186,20 +1281,6 @@
         </w:rPr>
         <w:t>réflexif serait un plus pour tout projet entrepris mais aussi dans le cadre de ma vie social et personnelle.</w:t>
       </w:r>
-    </w:p>
-    <w:p>
-      <w:pPr>
-        <w:rPr>
-          <w:lang w:val="fr-FR"/>
-        </w:rPr>
-      </w:pPr>
-    </w:p>
-    <w:p>
-      <w:pPr>
-        <w:rPr>
-          <w:lang w:val="fr-FR"/>
-        </w:rPr>
-      </w:pPr>
     </w:p>
     <w:sectPr>
       <w:pgSz w:w="11906" w:h="16838"/>
@@ -1219,7 +1300,7 @@
         <w:rFonts w:asciiTheme="minorHAnsi" w:eastAsiaTheme="minorHAnsi" w:hAnsiTheme="minorHAnsi" w:cstheme="minorBidi"/>
         <w:sz w:val="22"/>
         <w:szCs w:val="22"/>
-        <w:lang w:eastAsia="en-US" w:bidi="ar-SA"/>
+        <w:lang w:val="en-CH" w:eastAsia="en-US" w:bidi="ar-SA"/>
       </w:rPr>
     </w:rPrDefault>
     <w:pPrDefault>
@@ -1610,6 +1691,71 @@
     <w:name w:val="Normal"/>
     <w:qFormat/>
   </w:style>
+  <w:style w:type="paragraph" w:styleId="Heading1">
+    <w:name w:val="heading 1"/>
+    <w:basedOn w:val="Normal"/>
+    <w:next w:val="Normal"/>
+    <w:link w:val="Heading1Char"/>
+    <w:uiPriority w:val="9"/>
+    <w:qFormat/>
+    <w:rsid w:val="00552E52"/>
+    <w:pPr>
+      <w:keepNext/>
+      <w:keepLines/>
+      <w:spacing w:before="240" w:after="0"/>
+      <w:outlineLvl w:val="0"/>
+    </w:pPr>
+    <w:rPr>
+      <w:rFonts w:asciiTheme="majorHAnsi" w:eastAsiaTheme="majorEastAsia" w:hAnsiTheme="majorHAnsi" w:cstheme="majorBidi"/>
+      <w:color w:val="2F5496" w:themeColor="accent1" w:themeShade="BF"/>
+      <w:sz w:val="32"/>
+      <w:szCs w:val="32"/>
+    </w:rPr>
+  </w:style>
+  <w:style w:type="paragraph" w:styleId="Heading2">
+    <w:name w:val="heading 2"/>
+    <w:basedOn w:val="Normal"/>
+    <w:next w:val="Normal"/>
+    <w:link w:val="Heading2Char"/>
+    <w:uiPriority w:val="9"/>
+    <w:unhideWhenUsed/>
+    <w:qFormat/>
+    <w:rsid w:val="00552E52"/>
+    <w:pPr>
+      <w:keepNext/>
+      <w:keepLines/>
+      <w:spacing w:before="40" w:after="0"/>
+      <w:outlineLvl w:val="1"/>
+    </w:pPr>
+    <w:rPr>
+      <w:rFonts w:asciiTheme="majorHAnsi" w:eastAsiaTheme="majorEastAsia" w:hAnsiTheme="majorHAnsi" w:cstheme="majorBidi"/>
+      <w:color w:val="2F5496" w:themeColor="accent1" w:themeShade="BF"/>
+      <w:sz w:val="26"/>
+      <w:szCs w:val="26"/>
+    </w:rPr>
+  </w:style>
+  <w:style w:type="paragraph" w:styleId="Heading3">
+    <w:name w:val="heading 3"/>
+    <w:basedOn w:val="Normal"/>
+    <w:next w:val="Normal"/>
+    <w:link w:val="Heading3Char"/>
+    <w:uiPriority w:val="9"/>
+    <w:unhideWhenUsed/>
+    <w:qFormat/>
+    <w:rsid w:val="007D4C69"/>
+    <w:pPr>
+      <w:keepNext/>
+      <w:keepLines/>
+      <w:spacing w:before="40" w:after="0"/>
+      <w:outlineLvl w:val="2"/>
+    </w:pPr>
+    <w:rPr>
+      <w:rFonts w:asciiTheme="majorHAnsi" w:eastAsiaTheme="majorEastAsia" w:hAnsiTheme="majorHAnsi" w:cstheme="majorBidi"/>
+      <w:color w:val="1F3763" w:themeColor="accent1" w:themeShade="7F"/>
+      <w:sz w:val="24"/>
+      <w:szCs w:val="24"/>
+    </w:rPr>
+  </w:style>
   <w:style w:type="character" w:default="1" w:styleId="DefaultParagraphFont">
     <w:name w:val="Default Paragraph Font"/>
     <w:uiPriority w:val="1"/>
@@ -1703,6 +1849,45 @@
       <w:bCs/>
       <w:sz w:val="20"/>
       <w:szCs w:val="20"/>
+    </w:rPr>
+  </w:style>
+  <w:style w:type="character" w:customStyle="1" w:styleId="Heading2Char">
+    <w:name w:val="Heading 2 Char"/>
+    <w:basedOn w:val="DefaultParagraphFont"/>
+    <w:link w:val="Heading2"/>
+    <w:uiPriority w:val="9"/>
+    <w:rsid w:val="00552E52"/>
+    <w:rPr>
+      <w:rFonts w:asciiTheme="majorHAnsi" w:eastAsiaTheme="majorEastAsia" w:hAnsiTheme="majorHAnsi" w:cstheme="majorBidi"/>
+      <w:color w:val="2F5496" w:themeColor="accent1" w:themeShade="BF"/>
+      <w:sz w:val="26"/>
+      <w:szCs w:val="26"/>
+    </w:rPr>
+  </w:style>
+  <w:style w:type="character" w:customStyle="1" w:styleId="Heading1Char">
+    <w:name w:val="Heading 1 Char"/>
+    <w:basedOn w:val="DefaultParagraphFont"/>
+    <w:link w:val="Heading1"/>
+    <w:uiPriority w:val="9"/>
+    <w:rsid w:val="00552E52"/>
+    <w:rPr>
+      <w:rFonts w:asciiTheme="majorHAnsi" w:eastAsiaTheme="majorEastAsia" w:hAnsiTheme="majorHAnsi" w:cstheme="majorBidi"/>
+      <w:color w:val="2F5496" w:themeColor="accent1" w:themeShade="BF"/>
+      <w:sz w:val="32"/>
+      <w:szCs w:val="32"/>
+    </w:rPr>
+  </w:style>
+  <w:style w:type="character" w:customStyle="1" w:styleId="Heading3Char">
+    <w:name w:val="Heading 3 Char"/>
+    <w:basedOn w:val="DefaultParagraphFont"/>
+    <w:link w:val="Heading3"/>
+    <w:uiPriority w:val="9"/>
+    <w:rsid w:val="007D4C69"/>
+    <w:rPr>
+      <w:rFonts w:asciiTheme="majorHAnsi" w:eastAsiaTheme="majorEastAsia" w:hAnsiTheme="majorHAnsi" w:cstheme="majorBidi"/>
+      <w:color w:val="1F3763" w:themeColor="accent1" w:themeShade="7F"/>
+      <w:sz w:val="24"/>
+      <w:szCs w:val="24"/>
     </w:rPr>
   </w:style>
 </w:styles>
